--- a/lessons/6-5/readiness/practice.docx
+++ b/lessons/6-5/readiness/practice.docx
@@ -14,7 +14,7 @@
           <w:sz w:val="36"/>
           <w:szCs w:val="36"/>
         </w:rPr>
-        <w:t xml:space="preserve">Get Ready: The Distributive Property</w:t>
+        <w:t xml:space="preserve">Get Ready: Write Algebraic Expressions</w:t>
       </w:r>
     </w:p>
     <w:p>
@@ -29,7 +29,7 @@
           <w:sz w:val="20"/>
           <w:szCs w:val="20"/>
         </w:rPr>
-        <w:t xml:space="preserve">Readiness practice for Lesson 6-5  ·  Builds toward 6.EE.3</w:t>
+        <w:t xml:space="preserve">Readiness practice for Lesson 6-3  ·  Builds toward 6.EE.2a</w:t>
       </w:r>
     </w:p>
     <w:p>
@@ -68,7 +68,7 @@
           <w:sz w:val="22"/>
           <w:szCs w:val="22"/>
         </w:rPr>
-        <w:t xml:space="preserve">The distributive property means you can multiply a number across a sum — 3 × (4 + 2) is the same as 3 groups of 4 plus 3 groups of 2. So this lesson runs on multiplication facts, adding inside parentheses, and seeing arrays as groups. Warm those up first.</w:t>
+        <w:t xml:space="preserve">To write an expression from words, you have to know which operation each word means — sum is add, difference is subtract, product is multiply, quotient is divide. Get these word clues warm and writing expressions feels easy.</w:t>
       </w:r>
     </w:p>
     <w:p>
@@ -81,7 +81,7 @@
           <w:sz w:val="20"/>
           <w:szCs w:val="20"/>
         </w:rPr>
-        <w:t xml:space="preserve">Skills you'll warm up: Multiplication facts  ·  Adding inside parentheses first  ·  Arrays as rows of equal groups  ·  Multiplying a number across a sum</w:t>
+        <w:t xml:space="preserve">Skills you'll warm up: Operation words: sum / difference  ·  Operation words: product / quotient  ·  Matching words to + − × ÷  ·  Add and multiply small numbers</w:t>
       </w:r>
     </w:p>
     <w:p>
@@ -124,19 +124,19 @@
           <w:sz w:val="20"/>
           <w:szCs w:val="20"/>
         </w:rPr>
-        <w:t xml:space="preserve">Add inside the parentheses first, one step at a time.</w:t>
-      </w:r>
-    </w:p>
-    <w:p>
-      <w:pPr>
-        <w:spacing w:after="40" w:before="0"/>
-      </w:pPr>
-      <w:r>
-        <w:rPr>
-          <w:sz w:val="22"/>
-          <w:szCs w:val="22"/>
-        </w:rPr>
-        <w:t xml:space="preserve">1.  Add inside first: 4 + 2 = ___</w:t>
+        <w:t xml:space="preserve">Match the word to the answer, one step at a time.</w:t>
+      </w:r>
+    </w:p>
+    <w:p>
+      <w:pPr>
+        <w:spacing w:after="40" w:before="0"/>
+      </w:pPr>
+      <w:r>
+        <w:rPr>
+          <w:sz w:val="22"/>
+          <w:szCs w:val="22"/>
+        </w:rPr>
+        <w:t xml:space="preserve">1.  The sum of 5 and 4 = ___</w:t>
       </w:r>
     </w:p>
     <w:p>
@@ -159,7 +159,7 @@
           <w:sz w:val="22"/>
           <w:szCs w:val="22"/>
         </w:rPr>
-        <w:t xml:space="preserve">2.  Now multiply: 3 × 6 = ___</w:t>
+        <w:t xml:space="preserve">2.  The difference of 7 and 2 = ___</w:t>
       </w:r>
     </w:p>
     <w:p>
@@ -182,7 +182,7 @@
           <w:sz w:val="22"/>
           <w:szCs w:val="22"/>
         </w:rPr>
-        <w:t xml:space="preserve">3.  2 rows of 5 dots = ___ dots</w:t>
+        <w:t xml:space="preserve">3.  The product of 3 and 2 = ___</w:t>
       </w:r>
     </w:p>
     <w:p>
@@ -222,19 +222,32 @@
           <w:sz w:val="20"/>
           <w:szCs w:val="20"/>
         </w:rPr>
-        <w:t xml:space="preserve">Spread the multiply across both parts.</w:t>
-      </w:r>
-    </w:p>
-    <w:p>
-      <w:pPr>
-        <w:spacing w:after="40" w:before="0"/>
-      </w:pPr>
-      <w:r>
-        <w:rPr>
-          <w:sz w:val="22"/>
-          <w:szCs w:val="22"/>
-        </w:rPr>
-        <w:t xml:space="preserve">1.  3 × 4 = ___</w:t>
+        <w:t xml:space="preserve">Pick the matching expression.</w:t>
+      </w:r>
+    </w:p>
+    <w:p>
+      <w:pPr>
+        <w:spacing w:after="40" w:before="0"/>
+      </w:pPr>
+      <w:r>
+        <w:rPr>
+          <w:sz w:val="22"/>
+          <w:szCs w:val="22"/>
+        </w:rPr>
+        <w:t xml:space="preserve">1.  'The sum of a number n and 7' is…</w:t>
+      </w:r>
+    </w:p>
+    <w:p>
+      <w:pPr>
+        <w:spacing w:after="40" w:before="0"/>
+      </w:pPr>
+      <w:r>
+        <w:rPr>
+          <w:color w:val="5E6E7E"/>
+          <w:sz w:val="20"/>
+          <w:szCs w:val="20"/>
+        </w:rPr>
+        <w:t xml:space="preserve">     choices: n + 7   /   n − 7   /   7 × n   /   n ÷ 7</w:t>
       </w:r>
     </w:p>
     <w:p>
@@ -257,7 +270,20 @@
           <w:sz w:val="22"/>
           <w:szCs w:val="22"/>
         </w:rPr>
-        <w:t xml:space="preserve">2.  3 × 2 = ___</w:t>
+        <w:t xml:space="preserve">2.  'The product of 4 and a number n' is…</w:t>
+      </w:r>
+    </w:p>
+    <w:p>
+      <w:pPr>
+        <w:spacing w:after="40" w:before="0"/>
+      </w:pPr>
+      <w:r>
+        <w:rPr>
+          <w:color w:val="5E6E7E"/>
+          <w:sz w:val="20"/>
+          <w:szCs w:val="20"/>
+        </w:rPr>
+        <w:t xml:space="preserve">     choices: 4 + n   /   4 − n   /   4 × n   /   4 ÷ n</w:t>
       </w:r>
     </w:p>
     <w:p>
@@ -280,7 +306,7 @@
           <w:sz w:val="22"/>
           <w:szCs w:val="22"/>
         </w:rPr>
-        <w:t xml:space="preserve">3.  Add those: 12 + 6 = ___ (this is (3×4)+(3×2))</w:t>
+        <w:t xml:space="preserve">3.  The quotient of 10 and 2 = ___</w:t>
       </w:r>
     </w:p>
     <w:p>
@@ -320,19 +346,32 @@
           <w:sz w:val="20"/>
           <w:szCs w:val="20"/>
         </w:rPr>
-        <w:t xml:space="preserve">Warm up straight into distributing.</w:t>
-      </w:r>
-    </w:p>
-    <w:p>
-      <w:pPr>
-        <w:spacing w:after="40" w:before="0"/>
-      </w:pPr>
-      <w:r>
-        <w:rPr>
-          <w:sz w:val="22"/>
-          <w:szCs w:val="22"/>
-        </w:rPr>
-        <w:t xml:space="preserve">1.  2 × (5 + 3) — add first, then multiply = ___</w:t>
+        <w:t xml:space="preserve">Warm up straight into writing expressions.</w:t>
+      </w:r>
+    </w:p>
+    <w:p>
+      <w:pPr>
+        <w:spacing w:after="40" w:before="0"/>
+      </w:pPr>
+      <w:r>
+        <w:rPr>
+          <w:sz w:val="22"/>
+          <w:szCs w:val="22"/>
+        </w:rPr>
+        <w:t xml:space="preserve">1.  '5 more than a number n' is…</w:t>
+      </w:r>
+    </w:p>
+    <w:p>
+      <w:pPr>
+        <w:spacing w:after="40" w:before="0"/>
+      </w:pPr>
+      <w:r>
+        <w:rPr>
+          <w:color w:val="5E6E7E"/>
+          <w:sz w:val="20"/>
+          <w:szCs w:val="20"/>
+        </w:rPr>
+        <w:t xml:space="preserve">     choices: n + 5   /   n − 5   /   5 × n   /   5 − n</w:t>
       </w:r>
     </w:p>
     <w:p>
@@ -355,7 +394,20 @@
           <w:sz w:val="22"/>
           <w:szCs w:val="22"/>
         </w:rPr>
-        <w:t xml:space="preserve">2.  (4 × 2) + (4 × 1) = ___</w:t>
+        <w:t xml:space="preserve">2.  '3 less than a number n' is…</w:t>
+      </w:r>
+    </w:p>
+    <w:p>
+      <w:pPr>
+        <w:spacing w:after="40" w:before="0"/>
+      </w:pPr>
+      <w:r>
+        <w:rPr>
+          <w:color w:val="5E6E7E"/>
+          <w:sz w:val="20"/>
+          <w:szCs w:val="20"/>
+        </w:rPr>
+        <w:t xml:space="preserve">     choices: 3 − n   /   n − 3   /   n + 3   /   3 × n</w:t>
       </w:r>
     </w:p>
     <w:p>
@@ -393,7 +445,20 @@
           <w:sz w:val="22"/>
           <w:szCs w:val="22"/>
         </w:rPr>
-        <w:t xml:space="preserve">1.  3 × (2 + 4) — add first, then multiply = ___</w:t>
+        <w:t xml:space="preserve">1.  'The sum of a number n and 8' is…</w:t>
+      </w:r>
+    </w:p>
+    <w:p>
+      <w:pPr>
+        <w:spacing w:after="40" w:before="0"/>
+      </w:pPr>
+      <w:r>
+        <w:rPr>
+          <w:color w:val="5E6E7E"/>
+          <w:sz w:val="20"/>
+          <w:szCs w:val="20"/>
+        </w:rPr>
+        <w:t xml:space="preserve">     choices: n + 8   /   n − 8   /   8 × n   /   n ÷ 8</w:t>
       </w:r>
     </w:p>
     <w:p>
@@ -416,7 +481,7 @@
           <w:sz w:val="22"/>
           <w:szCs w:val="22"/>
         </w:rPr>
-        <w:t xml:space="preserve">2.  (2 × 3) + (2 × 2) = ___</w:t>
+        <w:t xml:space="preserve">2.  The product of 6 and 2 = ___</w:t>
       </w:r>
     </w:p>
     <w:p>
@@ -442,7 +507,7 @@
           <w:sz w:val="20"/>
           <w:szCs w:val="20"/>
         </w:rPr>
-        <w:t xml:space="preserve">When you've finished, open Lesson 6-5 and dive in!</w:t>
+        <w:t xml:space="preserve">When you've finished, open Lesson 6-3 and dive in!</w:t>
       </w:r>
     </w:p>
     <w:p>
@@ -489,7 +554,7 @@
           <w:sz w:val="20"/>
           <w:szCs w:val="20"/>
         </w:rPr>
-        <w:t xml:space="preserve">1. 6</w:t>
+        <w:t xml:space="preserve">1. 9</w:t>
       </w:r>
     </w:p>
     <w:p>
@@ -501,7 +566,7 @@
           <w:sz w:val="20"/>
           <w:szCs w:val="20"/>
         </w:rPr>
-        <w:t xml:space="preserve">2. 18</w:t>
+        <w:t xml:space="preserve">2. 5</w:t>
       </w:r>
     </w:p>
     <w:p>
@@ -513,7 +578,7 @@
           <w:sz w:val="20"/>
           <w:szCs w:val="20"/>
         </w:rPr>
-        <w:t xml:space="preserve">3. 10</w:t>
+        <w:t xml:space="preserve">3. 6</w:t>
       </w:r>
     </w:p>
     <w:p>
@@ -540,7 +605,7 @@
           <w:sz w:val="20"/>
           <w:szCs w:val="20"/>
         </w:rPr>
-        <w:t xml:space="preserve">1. 12</w:t>
+        <w:t xml:space="preserve">1. n + 7</w:t>
       </w:r>
     </w:p>
     <w:p>
@@ -552,7 +617,7 @@
           <w:sz w:val="20"/>
           <w:szCs w:val="20"/>
         </w:rPr>
-        <w:t xml:space="preserve">2. 6</w:t>
+        <w:t xml:space="preserve">2. 4 × n</w:t>
       </w:r>
     </w:p>
     <w:p>
@@ -564,7 +629,7 @@
           <w:sz w:val="20"/>
           <w:szCs w:val="20"/>
         </w:rPr>
-        <w:t xml:space="preserve">3. 18</w:t>
+        <w:t xml:space="preserve">3. 5</w:t>
       </w:r>
     </w:p>
     <w:p>
@@ -591,7 +656,7 @@
           <w:sz w:val="20"/>
           <w:szCs w:val="20"/>
         </w:rPr>
-        <w:t xml:space="preserve">1. 16</w:t>
+        <w:t xml:space="preserve">1. n + 5</w:t>
       </w:r>
     </w:p>
     <w:p>
@@ -603,46 +668,46 @@
           <w:sz w:val="20"/>
           <w:szCs w:val="20"/>
         </w:rPr>
+        <w:t xml:space="preserve">2. n − 3</w:t>
+      </w:r>
+    </w:p>
+    <w:p>
+      <w:pPr>
+        <w:spacing w:after="40" w:before="100"/>
+      </w:pPr>
+      <w:r>
+        <w:rPr>
+          <w:b/>
+          <w:bCs/>
+          <w:color w:val="C45A3C"/>
+          <w:sz w:val="22"/>
+          <w:szCs w:val="22"/>
+        </w:rPr>
+        <w:t xml:space="preserve">Exit Ticket</w:t>
+      </w:r>
+    </w:p>
+    <w:p>
+      <w:pPr>
+        <w:spacing w:after="30" w:before="0"/>
+      </w:pPr>
+      <w:r>
+        <w:rPr>
+          <w:sz w:val="20"/>
+          <w:szCs w:val="20"/>
+        </w:rPr>
+        <w:t xml:space="preserve">1. n + 8</w:t>
+      </w:r>
+    </w:p>
+    <w:p>
+      <w:pPr>
+        <w:spacing w:after="30" w:before="0"/>
+      </w:pPr>
+      <w:r>
+        <w:rPr>
+          <w:sz w:val="20"/>
+          <w:szCs w:val="20"/>
+        </w:rPr>
         <w:t xml:space="preserve">2. 12</w:t>
-      </w:r>
-    </w:p>
-    <w:p>
-      <w:pPr>
-        <w:spacing w:after="40" w:before="100"/>
-      </w:pPr>
-      <w:r>
-        <w:rPr>
-          <w:b/>
-          <w:bCs/>
-          <w:color w:val="C45A3C"/>
-          <w:sz w:val="22"/>
-          <w:szCs w:val="22"/>
-        </w:rPr>
-        <w:t xml:space="preserve">Exit Ticket</w:t>
-      </w:r>
-    </w:p>
-    <w:p>
-      <w:pPr>
-        <w:spacing w:after="30" w:before="0"/>
-      </w:pPr>
-      <w:r>
-        <w:rPr>
-          <w:sz w:val="20"/>
-          <w:szCs w:val="20"/>
-        </w:rPr>
-        <w:t xml:space="preserve">1. 18</w:t>
-      </w:r>
-    </w:p>
-    <w:p>
-      <w:pPr>
-        <w:spacing w:after="30" w:before="0"/>
-      </w:pPr>
-      <w:r>
-        <w:rPr>
-          <w:sz w:val="20"/>
-          <w:szCs w:val="20"/>
-        </w:rPr>
-        <w:t xml:space="preserve">2. 10</w:t>
       </w:r>
     </w:p>
     <w:sectPr>
